--- a/policies/build/masters/HCO.COP.15_v2_master.docx
+++ b/policies/build/masters/HCO.COP.15_v2_master.docx
@@ -406,7 +406,7 @@
                 <w:sz w:val="18"/>
                 <w:szCs w:val="18"/>
               </w:rPr>
-              <w:t xml:space="preserve">«Patient Rights Officer»  Name «________»</w:t>
+              <w:t xml:space="preserve">«Transplant Programme In-Charge»  Name «________»</w:t>
             </w:r>
           </w:p>
         </w:tc>
@@ -839,7 +839,7 @@
           <w:sz w:val="22"/>
           <w:szCs w:val="22"/>
         </w:rPr>
-        <w:t xml:space="preserve">3. Do not skip: The organisation ensures education and counselling of recipient and donor through trained / qualied counse...</w:t>
+        <w:t xml:space="preserve">3. Do not skip: The organisation ensures education and counselling of recipient and donor through trained / qualified couns...</w:t>
       </w:r>
     </w:p>
     <w:p>
@@ -971,7 +971,7 @@
           <w:sz w:val="22"/>
           <w:szCs w:val="22"/>
         </w:rPr>
-        <w:t xml:space="preserve">The organisation ensures education and counselling of recipient and donor through trained / qualied counsellors before organ transplantation.</w:t>
+        <w:t xml:space="preserve">The organisation ensures education and counselling of recipient and donor through trained / qualified counsellors before organ transplantation.</w:t>
       </w:r>
     </w:p>
     <w:p>
@@ -2171,7 +2171,7 @@
           <w:sz w:val="22"/>
           <w:szCs w:val="22"/>
         </w:rPr>
-        <w:t xml:space="preserve">Medical Superintendent; Transplant Programme In-Charge; Quality Coordinator; department clinical staff covered by COP.15.</w:t>
+        <w:t xml:space="preserve">Medical Superintendent; Transplant Programme In-Charge; Quality Coordinator; department clinical staff covered by COP.15</w:t>
       </w:r>
     </w:p>
     <w:p>
@@ -2556,7 +2556,7 @@
                 <w:sz w:val="18"/>
                 <w:szCs w:val="18"/>
               </w:rPr>
-              <w:t xml:space="preserve">The organisation ensures education and counselling of recipient and donor through trained / qualied counsellors before organ transplantation.</w:t>
+              <w:t xml:space="preserve">The organisation ensures education and counselling of recipient and donor through trained / qualified counsellors before organ transplantation.</w:t>
             </w:r>
           </w:p>
         </w:tc>
@@ -2862,7 +2862,7 @@
         <w:spacing w:after="100" w:before="220"/>
       </w:pPr>
       <w:r>
-        <w:t xml:space="preserve">COP.15.c — The organisation ensures education and counselling of recipient and donor through trained / qualied counsellors before organ transplantation.</w:t>
+        <w:t xml:space="preserve">COP.15.c — The organisation ensures education and counselling of recipient and donor through trained / qualified counsellors before organ transplantation.</w:t>
       </w:r>
     </w:p>
     <w:p>
